--- a/docs/Moses-Studio-Backend-Guide.docx
+++ b/docs/Moses-Studio-Backend-Guide.docx
@@ -6960,7 +6960,7 @@
           <w:sz w:val="22"/>
           <w:szCs w:val="22"/>
         </w:rPr>
-        <w:t xml:space="preserve">Accepted files: JPG, PNG, WebP, AVIF and GIF. Maximum 8 MB each.</w:t>
+        <w:t xml:space="preserve">Accepted files: JPG, PNG, WebP, AVIF and GIF. Large photos (for example straight from a phone or camera) are shrunk automatically in your browser before upload, so you do not need to resize them yourself.</w:t>
       </w:r>
     </w:p>
     <w:p>
@@ -9905,7 +9905,7 @@
                 <w:sz w:val="20"/>
                 <w:szCs w:val="20"/>
               </w:rPr>
-              <w:t xml:space="preserve">Use JPG, PNG, WebP, AVIF or GIF under 8 MB. If every upload fails, the image storage connection on your hosting needs attention; contact your hosting administrator.</w:t>
+              <w:t xml:space="preserve">Use JPG, PNG, WebP, AVIF or GIF. Very large files are shrunk automatically; if an upload still fails, try a smaller or different file, and check your internet connection.</w:t>
             </w:r>
           </w:p>
         </w:tc>
